--- a/Μαθητές/Β_Γυμνασίου/Μιχαέλα/1_Αρχική_Αξιολόγηση_Μιχαέλα.docx
+++ b/Μαθητές/Β_Γυμνασίου/Μιχαέλα/1_Αρχική_Αξιολόγηση_Μιχαέλα.docx
@@ -310,7 +310,7 @@
           </w:tcPr>
           <w:p>
             <w:r>
-              <w:t>Ειδική Μαθησιακή Δυσκολία (Δυσαριθμησία &amp; Δυσλεξία) - Γνωμάτευση ΚΕΔΑΣΥ Ξάνθης</w:t>
+              <w:t>Ειδική Μαθησιακή Δυσκολία</w:t>
             </w:r>
           </w:p>
         </w:tc>
